--- a/能源互联网导论大作业-电动汽车.docx
+++ b/能源互联网导论大作业-电动汽车.docx
@@ -1,6 +1,6 @@
 
 <file path=word/document.xml><?xml version="1.0" encoding="utf-8"?>
-<w:document xmlns:wpc="http://schemas.microsoft.com/office/word/2010/wordprocessingCanvas" xmlns:cx="http://schemas.microsoft.com/office/drawing/2014/chartex" xmlns:cx1="http://schemas.microsoft.com/office/drawing/2015/9/8/chartex" xmlns:cx2="http://schemas.microsoft.com/office/drawing/2015/10/21/chartex" xmlns:cx3="http://schemas.microsoft.com/office/drawing/2016/5/9/chartex" xmlns:cx4="http://schemas.microsoft.com/office/drawing/2016/5/10/chartex" xmlns:cx5="http://schemas.microsoft.com/office/drawing/2016/5/11/chartex" xmlns:cx6="http://schemas.microsoft.com/office/drawing/2016/5/12/chartex" xmlns:cx7="http://schemas.microsoft.com/office/drawing/2016/5/13/chartex" xmlns:cx8="http://schemas.microsoft.com/office/drawing/2016/5/14/chartex" xmlns:mc="http://schemas.openxmlformats.org/markup-compatibility/2006" xmlns:aink="http://schemas.microsoft.com/office/drawing/2016/ink" xmlns:am3d="http://schemas.microsoft.com/office/drawing/2017/model3d" xmlns:o="urn:schemas-microsoft-com:office:office" xmlns:oel="http://schemas.microsoft.com/office/2019/extlst" xmlns:r="http://schemas.openxmlformats.org/officeDocument/2006/relationships" xmlns:m="http://schemas.openxmlformats.org/officeDocument/2006/math" xmlns:v="urn:schemas-microsoft-com:vml" xmlns:wp14="http://schemas.microsoft.com/office/word/2010/wordprocessingDrawing" xmlns:wp="http://schemas.openxmlformats.org/drawingml/2006/wordprocessingDrawing" xmlns:w10="urn:schemas-microsoft-com:office:word" xmlns:w="http://schemas.openxmlformats.org/wordprocessingml/2006/main" xmlns:w14="http://schemas.microsoft.com/office/word/2010/wordml" xmlns:w15="http://schemas.microsoft.com/office/word/2012/wordml" xmlns:w16cex="http://schemas.microsoft.com/office/word/2018/wordml/cex" xmlns:w16cid="http://schemas.microsoft.com/office/word/2016/wordml/cid" xmlns:w16="http://schemas.microsoft.com/office/word/2018/wordml" xmlns:w16du="http://schemas.microsoft.com/office/word/2023/wordml/word16du" xmlns:w16sdtdh="http://schemas.microsoft.com/office/word/2020/wordml/sdtdatahash" xmlns:w16sdtfl="http://schemas.microsoft.com/office/word/2024/wordml/sdtformatlock" xmlns:w16se="http://schemas.microsoft.com/office/word/2015/wordml/symex" xmlns:wpg="http://schemas.microsoft.com/office/word/2010/wordprocessingGroup" xmlns:wpi="http://schemas.microsoft.com/office/word/2010/wordprocessingInk" xmlns:wne="http://schemas.microsoft.com/office/word/2006/wordml" xmlns:wps="http://schemas.microsoft.com/office/word/2010/wordprocessingShape" mc:Ignorable="w14 w15 w16se w16cid w16 w16cex w16sdtdh w16sdtfl w16du wp14">
+<w:document xmlns:wpc="http://schemas.microsoft.com/office/word/2010/wordprocessingCanvas" xmlns:cx="http://schemas.microsoft.com/office/drawing/2014/chartex" xmlns:cx1="http://schemas.microsoft.com/office/drawing/2015/9/8/chartex" xmlns:cx2="http://schemas.microsoft.com/office/drawing/2015/10/21/chartex" xmlns:cx3="http://schemas.microsoft.com/office/drawing/2016/5/9/chartex" xmlns:cx4="http://schemas.microsoft.com/office/drawing/2016/5/10/chartex" xmlns:cx5="http://schemas.microsoft.com/office/drawing/2016/5/11/chartex" xmlns:cx6="http://schemas.microsoft.com/office/drawing/2016/5/12/chartex" xmlns:cx7="http://schemas.microsoft.com/office/drawing/2016/5/13/chartex" xmlns:cx8="http://schemas.microsoft.com/office/drawing/2016/5/14/chartex" xmlns:mc="http://schemas.openxmlformats.org/markup-compatibility/2006" xmlns:aink="http://schemas.microsoft.com/office/drawing/2016/ink" xmlns:am3d="http://schemas.microsoft.com/office/drawing/2017/model3d" xmlns:o="urn:schemas-microsoft-com:office:office" xmlns:oel="http://schemas.microsoft.com/office/2019/extlst" xmlns:r="http://schemas.openxmlformats.org/officeDocument/2006/relationships" xmlns:m="http://schemas.openxmlformats.org/officeDocument/2006/math" xmlns:v="urn:schemas-microsoft-com:vml" xmlns:wp14="http://schemas.microsoft.com/office/word/2010/wordprocessingDrawing" xmlns:wp="http://schemas.openxmlformats.org/drawingml/2006/wordprocessingDrawing" xmlns:w10="urn:schemas-microsoft-com:office:word" xmlns:w="http://schemas.openxmlformats.org/wordprocessingml/2006/main" xmlns:w14="http://schemas.microsoft.com/office/word/2010/wordml" xmlns:w15="http://schemas.microsoft.com/office/word/2012/wordml" xmlns:w16cex="http://schemas.microsoft.com/office/word/2018/wordml/cex" xmlns:w16cid="http://schemas.microsoft.com/office/word/2016/wordml/cid" xmlns:w16="http://schemas.microsoft.com/office/word/2018/wordml" xmlns:w16sdtdh="http://schemas.microsoft.com/office/word/2020/wordml/sdtdatahash" xmlns:w16se="http://schemas.microsoft.com/office/word/2015/wordml/symex" xmlns:wpg="http://schemas.microsoft.com/office/word/2010/wordprocessingGroup" xmlns:wpi="http://schemas.microsoft.com/office/word/2010/wordprocessingInk" xmlns:wne="http://schemas.microsoft.com/office/word/2006/wordml" xmlns:wps="http://schemas.microsoft.com/office/word/2010/wordprocessingShape" mc:Ignorable="w14 w15 w16se w16cid w16 w16cex w16sdtdh wp14">
   <w:body>
     <w:p>
       <w:pPr>
@@ -25,13 +25,21 @@
         <w:spacing w:before="27" w:line="360" w:lineRule="auto"/>
         <w:ind w:left="539" w:right="170"/>
         <w:jc w:val="right"/>
+        <w:rPr>
+          <w:b/>
+          <w:sz w:val="28"/>
+          <w:szCs w:val="21"/>
+        </w:rPr>
+      </w:pPr>
+      <w:r>
         <w:rPr>
           <w:rFonts w:hint="eastAsia"/>
           <w:b/>
           <w:sz w:val="28"/>
           <w:szCs w:val="21"/>
         </w:rPr>
-      </w:pPr>
+        <w:t>——《能源互联网导论》</w:t>
+      </w:r>
       <w:r>
         <w:rPr>
           <w:rFonts w:hint="eastAsia"/>
@@ -39,7 +47,7 @@
           <w:sz w:val="28"/>
           <w:szCs w:val="21"/>
         </w:rPr>
-        <w:t>——《能源互联网导论》</w:t>
+        <w:t>课程</w:t>
       </w:r>
       <w:r>
         <w:rPr>
@@ -48,16 +56,77 @@
           <w:sz w:val="28"/>
           <w:szCs w:val="21"/>
         </w:rPr>
-        <w:t>课程</w:t>
-      </w:r>
-      <w:r>
+        <w:t>大作业</w:t>
+      </w:r>
+    </w:p>
+    <w:p>
+      <w:pPr>
+        <w:spacing w:before="27" w:line="360" w:lineRule="auto"/>
+        <w:ind w:left="539" w:right="451"/>
+        <w:jc w:val="center"/>
         <w:rPr>
           <w:rFonts w:hint="eastAsia"/>
           <w:b/>
           <w:sz w:val="28"/>
           <w:szCs w:val="21"/>
         </w:rPr>
-        <w:t>大作业</w:t>
+      </w:pPr>
+      <w:r>
+        <w:rPr>
+          <w:rFonts w:hint="eastAsia"/>
+          <w:b/>
+          <w:sz w:val="28"/>
+          <w:szCs w:val="21"/>
+        </w:rPr>
+        <w:t xml:space="preserve">A </w:t>
+      </w:r>
+      <w:r>
+        <w:rPr>
+          <w:rFonts w:hint="eastAsia"/>
+          <w:b/>
+          <w:sz w:val="28"/>
+          <w:szCs w:val="21"/>
+          <w:highlight w:val="yellow"/>
+        </w:rPr>
+        <w:t>B</w:t>
+      </w:r>
+      <w:r>
+        <w:rPr>
+          <w:rFonts w:hint="eastAsia"/>
+          <w:b/>
+          <w:sz w:val="28"/>
+          <w:szCs w:val="21"/>
+        </w:rPr>
+        <w:t xml:space="preserve"> </w:t>
+      </w:r>
+      <w:r>
+        <w:rPr>
+          <w:rFonts w:hint="eastAsia"/>
+          <w:b/>
+          <w:sz w:val="28"/>
+          <w:szCs w:val="21"/>
+          <w:highlight w:val="green"/>
+        </w:rPr>
+        <w:t>C</w:t>
+      </w:r>
+      <w:r>
+        <w:rPr>
+          <w:rFonts w:hint="eastAsia"/>
+          <w:b/>
+          <w:sz w:val="28"/>
+          <w:szCs w:val="21"/>
+        </w:rPr>
+        <w:t xml:space="preserve"> </w:t>
+      </w:r>
+      <w:r>
+        <w:rPr>
+          <w:rFonts w:hint="eastAsia"/>
+          <w:b/>
+          <w:sz w:val="28"/>
+          <w:szCs w:val="21"/>
+          <w:highlight w:val="cyan"/>
+        </w:rPr>
+        <w:t>D</w:t>
       </w:r>
     </w:p>
     <w:p>
@@ -67,7 +136,6 @@
         <w:ind w:left="120" w:right="122" w:firstLine="479"/>
         <w:jc w:val="both"/>
         <w:rPr>
-          <w:rFonts w:hint="eastAsia"/>
           <w:color w:val="000000"/>
           <w:sz w:val="22"/>
           <w:szCs w:val="22"/>
@@ -1010,7 +1078,6 @@
           <w:b/>
           <w:bCs/>
         </w:rPr>
-        <w:lastRenderedPageBreak/>
         <w:t>任务1：由</w:t>
       </w:r>
       <w:r>
@@ -1107,14 +1174,16 @@
         <w:spacing w:before="3" w:afterLines="50" w:after="120"/>
         <w:jc w:val="both"/>
         <w:rPr>
+          <w:rFonts w:ascii="黑体" w:eastAsia="黑体" w:hAnsi="黑体"/>
+          <w:sz w:val="24"/>
+          <w:highlight w:val="yellow"/>
+        </w:rPr>
+      </w:pPr>
+      <w:r>
+        <w:rPr>
           <w:rFonts w:ascii="黑体" w:eastAsia="黑体" w:hAnsi="黑体" w:hint="eastAsia"/>
           <w:sz w:val="24"/>
-        </w:rPr>
-      </w:pPr>
-      <w:r>
-        <w:rPr>
-          <w:rFonts w:ascii="黑体" w:eastAsia="黑体" w:hAnsi="黑体" w:hint="eastAsia"/>
-          <w:sz w:val="24"/>
+          <w:highlight w:val="yellow"/>
         </w:rPr>
         <w:t>电动汽车集群建模</w:t>
       </w:r>
@@ -1493,7 +1562,7 @@
         <w:ind w:left="120" w:right="236" w:firstLine="479"/>
         <w:jc w:val="both"/>
         <w:rPr>
-          <w:rFonts w:ascii="黑体" w:eastAsia="黑体" w:hAnsi="黑体" w:hint="eastAsia"/>
+          <w:rFonts w:ascii="黑体" w:eastAsia="黑体" w:hAnsi="黑体"/>
         </w:rPr>
       </w:pPr>
     </w:p>
@@ -1510,28 +1579,31 @@
         <w:spacing w:before="3" w:afterLines="50" w:after="120"/>
         <w:jc w:val="both"/>
         <w:rPr>
+          <w:rFonts w:ascii="黑体" w:eastAsia="黑体" w:hAnsi="黑体"/>
+          <w:sz w:val="24"/>
+        </w:rPr>
+      </w:pPr>
+      <w:r>
+        <w:rPr>
           <w:rFonts w:ascii="黑体" w:eastAsia="黑体" w:hAnsi="黑体" w:hint="eastAsia"/>
           <w:sz w:val="24"/>
-        </w:rPr>
-      </w:pPr>
+          <w:highlight w:val="green"/>
+        </w:rPr>
+        <w:t>系统级风电-电动汽车</w:t>
+      </w:r>
       <w:r>
         <w:rPr>
           <w:rFonts w:ascii="黑体" w:eastAsia="黑体" w:hAnsi="黑体" w:hint="eastAsia"/>
           <w:sz w:val="24"/>
-        </w:rPr>
-        <w:t>系统级风电-电动汽车</w:t>
+          <w:highlight w:val="green"/>
+        </w:rPr>
+        <w:t>协同</w:t>
       </w:r>
       <w:r>
         <w:rPr>
           <w:rFonts w:ascii="黑体" w:eastAsia="黑体" w:hAnsi="黑体" w:hint="eastAsia"/>
           <w:sz w:val="24"/>
-        </w:rPr>
-        <w:t>协同</w:t>
-      </w:r>
-      <w:r>
-        <w:rPr>
-          <w:rFonts w:ascii="黑体" w:eastAsia="黑体" w:hAnsi="黑体" w:hint="eastAsia"/>
-          <w:sz w:val="24"/>
+          <w:highlight w:val="green"/>
         </w:rPr>
         <w:t>调度</w:t>
       </w:r>
@@ -1862,10 +1934,10 @@
             <v:path o:extrusionok="f" gradientshapeok="t" o:connecttype="rect"/>
             <o:lock v:ext="edit" aspectratio="t"/>
           </v:shapetype>
-          <v:shape id="_x0000_i1025" type="#_x0000_t75" style="width:105.15pt;height:17.25pt" o:ole="">
+          <v:shape id="_x0000_i1025" type="#_x0000_t75" style="width:105.25pt;height:17.3pt" o:ole="">
             <v:imagedata r:id="rId9" o:title=""/>
           </v:shape>
-          <o:OLEObject Type="Embed" ProgID="Equation.DSMT4" ShapeID="_x0000_i1025" DrawAspect="Content" ObjectID="_1836491396" r:id="rId10"/>
+          <o:OLEObject Type="Embed" ProgID="Equation.DSMT4" ShapeID="_x0000_i1025" DrawAspect="Content" ObjectID="_1840014960" r:id="rId10"/>
         </w:object>
       </w:r>
       <w:r>
@@ -2044,13 +2116,7 @@
           <w:b/>
           <w:bCs/>
         </w:rPr>
-        <w:t>与无序充电的情况进行比较</w:t>
-      </w:r>
-      <w:r>
-        <w:rPr>
-          <w:rFonts w:ascii="Times New Roman" w:hAnsi="Times New Roman" w:hint="eastAsia"/>
-        </w:rPr>
-        <w:t>。进一步探究</w:t>
+        <w:t>与无序充电的情况进行比</w:t>
       </w:r>
       <w:r>
         <w:rPr>
@@ -2058,23 +2124,38 @@
           <w:b/>
           <w:bCs/>
         </w:rPr>
-        <w:t>电动汽车</w:t>
-      </w:r>
-      <w:proofErr w:type="gramStart"/>
+        <w:lastRenderedPageBreak/>
+        <w:t>较</w:t>
+      </w:r>
+      <w:r>
+        <w:rPr>
+          <w:rFonts w:ascii="Times New Roman" w:hAnsi="Times New Roman" w:hint="eastAsia"/>
+        </w:rPr>
+        <w:t>。进一步探究</w:t>
+      </w:r>
       <w:r>
         <w:rPr>
           <w:rFonts w:ascii="Times New Roman" w:hAnsi="Times New Roman" w:hint="eastAsia"/>
           <w:b/>
           <w:bCs/>
         </w:rPr>
-        <w:t>渗透率</w:t>
-      </w:r>
+        <w:t>电动汽车</w:t>
+      </w:r>
+      <w:proofErr w:type="gramStart"/>
       <w:r>
         <w:rPr>
           <w:rFonts w:ascii="Times New Roman" w:hAnsi="Times New Roman" w:hint="eastAsia"/>
           <w:b/>
           <w:bCs/>
         </w:rPr>
+        <w:t>渗透率</w:t>
+      </w:r>
+      <w:r>
+        <w:rPr>
+          <w:rFonts w:ascii="Times New Roman" w:hAnsi="Times New Roman" w:hint="eastAsia"/>
+          <w:b/>
+          <w:bCs/>
+        </w:rPr>
         <w:t>对弃风量</w:t>
       </w:r>
       <w:proofErr w:type="gramEnd"/>
@@ -2106,14 +2187,7 @@
         <w:rPr>
           <w:rFonts w:ascii="Times New Roman" w:hAnsi="Times New Roman" w:hint="eastAsia"/>
         </w:rPr>
-        <w:t>普</w:t>
-      </w:r>
-      <w:r>
-        <w:rPr>
-          <w:rFonts w:ascii="Times New Roman" w:hAnsi="Times New Roman" w:hint="eastAsia"/>
-        </w:rPr>
-        <w:lastRenderedPageBreak/>
-        <w:t>通</w:t>
+        <w:t>普通</w:t>
       </w:r>
       <w:r>
         <w:rPr>
@@ -2276,72 +2350,81 @@
         <w:ind w:left="119" w:right="238"/>
         <w:jc w:val="both"/>
         <w:rPr>
+          <w:rFonts w:ascii="黑体" w:eastAsia="黑体" w:hAnsi="黑体"/>
+          <w:b/>
+          <w:bCs/>
+          <w:highlight w:val="yellow"/>
+        </w:rPr>
+      </w:pPr>
+      <w:r>
+        <w:rPr>
           <w:rFonts w:ascii="黑体" w:eastAsia="黑体" w:hAnsi="黑体" w:hint="eastAsia"/>
           <w:b/>
           <w:bCs/>
-        </w:rPr>
-      </w:pPr>
+          <w:highlight w:val="yellow"/>
+        </w:rPr>
+        <w:t>任务</w:t>
+      </w:r>
+      <w:r>
+        <w:rPr>
+          <w:rFonts w:ascii="黑体" w:eastAsia="黑体" w:hAnsi="黑体"/>
+          <w:b/>
+          <w:bCs/>
+          <w:highlight w:val="yellow"/>
+        </w:rPr>
+        <w:t>2</w:t>
+      </w:r>
       <w:r>
         <w:rPr>
           <w:rFonts w:ascii="黑体" w:eastAsia="黑体" w:hAnsi="黑体" w:hint="eastAsia"/>
           <w:b/>
           <w:bCs/>
-        </w:rPr>
-        <w:t>任务</w:t>
-      </w:r>
-      <w:r>
-        <w:rPr>
-          <w:rFonts w:ascii="黑体" w:eastAsia="黑体" w:hAnsi="黑体"/>
-          <w:b/>
-          <w:bCs/>
-        </w:rPr>
-        <w:t>2</w:t>
+          <w:highlight w:val="yellow"/>
+        </w:rPr>
+        <w:t>：由</w:t>
       </w:r>
       <w:r>
         <w:rPr>
           <w:rFonts w:ascii="黑体" w:eastAsia="黑体" w:hAnsi="黑体" w:hint="eastAsia"/>
           <w:b/>
           <w:bCs/>
-        </w:rPr>
-        <w:t>：由</w:t>
+          <w:highlight w:val="yellow"/>
+        </w:rPr>
+        <w:t>上</w:t>
       </w:r>
       <w:r>
         <w:rPr>
           <w:rFonts w:ascii="黑体" w:eastAsia="黑体" w:hAnsi="黑体" w:hint="eastAsia"/>
           <w:b/>
           <w:bCs/>
-        </w:rPr>
-        <w:t>上</w:t>
+          <w:highlight w:val="yellow"/>
+        </w:rPr>
+        <w:t>至</w:t>
       </w:r>
       <w:r>
         <w:rPr>
           <w:rFonts w:ascii="黑体" w:eastAsia="黑体" w:hAnsi="黑体" w:hint="eastAsia"/>
           <w:b/>
           <w:bCs/>
-        </w:rPr>
-        <w:t>至</w:t>
+          <w:highlight w:val="yellow"/>
+        </w:rPr>
+        <w:t>下</w:t>
       </w:r>
       <w:r>
         <w:rPr>
           <w:rFonts w:ascii="黑体" w:eastAsia="黑体" w:hAnsi="黑体" w:hint="eastAsia"/>
           <w:b/>
           <w:bCs/>
-        </w:rPr>
-        <w:t>下</w:t>
+          <w:highlight w:val="yellow"/>
+        </w:rPr>
+        <w:t>——</w:t>
       </w:r>
       <w:r>
         <w:rPr>
           <w:rFonts w:ascii="黑体" w:eastAsia="黑体" w:hAnsi="黑体" w:hint="eastAsia"/>
           <w:b/>
           <w:bCs/>
-        </w:rPr>
-        <w:t>——</w:t>
-      </w:r>
-      <w:r>
-        <w:rPr>
-          <w:rFonts w:ascii="黑体" w:eastAsia="黑体" w:hAnsi="黑体" w:hint="eastAsia"/>
-          <w:b/>
-          <w:bCs/>
+          <w:highlight w:val="yellow"/>
         </w:rPr>
         <w:t>充放电分解协调</w:t>
       </w:r>
@@ -2359,36 +2442,41 @@
         <w:spacing w:before="3" w:afterLines="50" w:after="120"/>
         <w:jc w:val="both"/>
         <w:rPr>
+          <w:rFonts w:ascii="黑体" w:eastAsia="黑体" w:hAnsi="黑体"/>
+          <w:sz w:val="24"/>
+          <w:highlight w:val="yellow"/>
+        </w:rPr>
+      </w:pPr>
+      <w:r>
+        <w:rPr>
           <w:rFonts w:ascii="黑体" w:eastAsia="黑体" w:hAnsi="黑体" w:hint="eastAsia"/>
           <w:sz w:val="24"/>
-        </w:rPr>
-      </w:pPr>
+          <w:highlight w:val="yellow"/>
+        </w:rPr>
+        <w:t>中</w:t>
+      </w:r>
       <w:r>
         <w:rPr>
           <w:rFonts w:ascii="黑体" w:eastAsia="黑体" w:hAnsi="黑体" w:hint="eastAsia"/>
           <w:sz w:val="24"/>
-        </w:rPr>
-        <w:t>中</w:t>
+          <w:highlight w:val="yellow"/>
+        </w:rPr>
+        <w:t>间</w:t>
       </w:r>
       <w:r>
         <w:rPr>
           <w:rFonts w:ascii="黑体" w:eastAsia="黑体" w:hAnsi="黑体" w:hint="eastAsia"/>
           <w:sz w:val="24"/>
-        </w:rPr>
-        <w:t>间</w:t>
-      </w:r>
+          <w:highlight w:val="yellow"/>
+        </w:rPr>
+        <w:t>层：集群内电动汽车</w:t>
+      </w:r>
+      <w:bookmarkStart w:id="1" w:name="_Hlk71139806"/>
       <w:r>
         <w:rPr>
           <w:rFonts w:ascii="黑体" w:eastAsia="黑体" w:hAnsi="黑体" w:hint="eastAsia"/>
           <w:sz w:val="24"/>
-        </w:rPr>
-        <w:t>层：集群内电动汽车</w:t>
-      </w:r>
-      <w:bookmarkStart w:id="1" w:name="_Hlk71139806"/>
-      <w:r>
-        <w:rPr>
-          <w:rFonts w:ascii="黑体" w:eastAsia="黑体" w:hAnsi="黑体" w:hint="eastAsia"/>
-          <w:sz w:val="24"/>
+          <w:highlight w:val="yellow"/>
         </w:rPr>
         <w:t>充放电分解协调</w:t>
       </w:r>
@@ -2532,7 +2620,7 @@
         <w:ind w:left="119" w:right="238"/>
         <w:jc w:val="both"/>
         <w:rPr>
-          <w:rFonts w:ascii="黑体" w:eastAsia="黑体" w:hAnsi="黑体" w:hint="eastAsia"/>
+          <w:rFonts w:ascii="黑体" w:eastAsia="黑体" w:hAnsi="黑体"/>
           <w:b/>
           <w:bCs/>
         </w:rPr>
@@ -2545,41 +2633,36 @@
         <w:ind w:left="119" w:right="238"/>
         <w:jc w:val="both"/>
         <w:rPr>
+          <w:rFonts w:ascii="黑体" w:eastAsia="黑体" w:hAnsi="黑体"/>
+          <w:b/>
+          <w:bCs/>
+        </w:rPr>
+      </w:pPr>
+      <w:r>
+        <w:rPr>
           <w:rFonts w:ascii="黑体" w:eastAsia="黑体" w:hAnsi="黑体" w:hint="eastAsia"/>
           <w:b/>
           <w:bCs/>
-        </w:rPr>
-      </w:pPr>
+          <w:highlight w:val="cyan"/>
+        </w:rPr>
+        <w:t>拓展任务：</w:t>
+      </w:r>
       <w:r>
         <w:rPr>
           <w:rFonts w:ascii="黑体" w:eastAsia="黑体" w:hAnsi="黑体" w:hint="eastAsia"/>
           <w:b/>
           <w:bCs/>
-        </w:rPr>
-        <w:t>拓展任务</w:t>
-      </w:r>
+          <w:highlight w:val="cyan"/>
+        </w:rPr>
+        <w:t>价格机制引导电动汽车充电与</w:t>
+      </w:r>
+      <w:proofErr w:type="gramStart"/>
       <w:r>
         <w:rPr>
           <w:rFonts w:ascii="黑体" w:eastAsia="黑体" w:hAnsi="黑体" w:hint="eastAsia"/>
           <w:b/>
           <w:bCs/>
-        </w:rPr>
-        <w:t>：</w:t>
-      </w:r>
-      <w:r>
-        <w:rPr>
-          <w:rFonts w:ascii="黑体" w:eastAsia="黑体" w:hAnsi="黑体" w:hint="eastAsia"/>
-          <w:b/>
-          <w:bCs/>
-        </w:rPr>
-        <w:t>价格机制引导电动汽车充电与</w:t>
-      </w:r>
-      <w:proofErr w:type="gramStart"/>
-      <w:r>
-        <w:rPr>
-          <w:rFonts w:ascii="黑体" w:eastAsia="黑体" w:hAnsi="黑体" w:hint="eastAsia"/>
-          <w:b/>
-          <w:bCs/>
+          <w:highlight w:val="cyan"/>
         </w:rPr>
         <w:t>风电消纳</w:t>
       </w:r>
@@ -2877,14 +2960,8 @@
         <w:rPr>
           <w:rFonts w:ascii="Times New Roman" w:hAnsi="Times New Roman" w:hint="eastAsia"/>
         </w:rPr>
-        <w:t>为刻画用户在调整充电行为时的接受程度，引入“不适成本”概念。假设</w:t>
-      </w:r>
-      <w:r>
-        <w:rPr>
-          <w:rFonts w:ascii="Times New Roman" w:hAnsi="Times New Roman" w:hint="eastAsia"/>
-        </w:rPr>
         <w:lastRenderedPageBreak/>
-        <w:t>在</w:t>
+        <w:t>为刻画用户在调整充电行为时的接受程度，引入“不适成本”概念。假设在</w:t>
       </w:r>
       <w:proofErr w:type="gramStart"/>
       <w:r>
@@ -3015,7 +3092,7 @@
         <w:spacing w:before="3"/>
         <w:jc w:val="both"/>
         <w:rPr>
-          <w:rFonts w:ascii="黑体" w:eastAsia="黑体" w:hAnsi="黑体" w:hint="eastAsia"/>
+          <w:rFonts w:ascii="黑体" w:eastAsia="黑体" w:hAnsi="黑体"/>
           <w:sz w:val="24"/>
         </w:rPr>
       </w:pPr>
@@ -3127,7 +3204,7 @@
         <w:spacing w:line="360" w:lineRule="auto"/>
         <w:jc w:val="both"/>
         <w:rPr>
-          <w:rFonts w:ascii="Times New Roman" w:hAnsi="Times New Roman" w:hint="eastAsia"/>
+          <w:rFonts w:ascii="Times New Roman" w:hAnsi="Times New Roman"/>
           <w:sz w:val="24"/>
           <w:szCs w:val="24"/>
         </w:rPr>
@@ -5829,10 +5906,10 @@
                 <w:szCs w:val="21"/>
               </w:rPr>
               <w:object w:dxaOrig="499" w:dyaOrig="340" w14:anchorId="0980E7B3">
-                <v:shape id="_x0000_i1026" type="#_x0000_t75" style="width:24.75pt;height:15.9pt" o:ole="">
+                <v:shape id="_x0000_i1026" type="#_x0000_t75" style="width:24.6pt;height:15.95pt" o:ole="">
                   <v:imagedata r:id="rId11" o:title=""/>
                 </v:shape>
-                <o:OLEObject Type="Embed" ProgID="Equation.DSMT4" ShapeID="_x0000_i1026" DrawAspect="Content" ObjectID="_1836491397" r:id="rId12"/>
+                <o:OLEObject Type="Embed" ProgID="Equation.DSMT4" ShapeID="_x0000_i1026" DrawAspect="Content" ObjectID="_1840014961" r:id="rId12"/>
               </w:object>
             </w:r>
           </w:p>
@@ -5893,10 +5970,10 @@
                 <w:szCs w:val="21"/>
               </w:rPr>
               <w:object w:dxaOrig="520" w:dyaOrig="340" w14:anchorId="2F7745C1">
-                <v:shape id="_x0000_i1027" type="#_x0000_t75" style="width:25.6pt;height:15.9pt" o:ole="">
+                <v:shape id="_x0000_i1027" type="#_x0000_t75" style="width:25.5pt;height:15.95pt" o:ole="">
                   <v:imagedata r:id="rId13" o:title=""/>
                 </v:shape>
-                <o:OLEObject Type="Embed" ProgID="Equation.DSMT4" ShapeID="_x0000_i1027" DrawAspect="Content" ObjectID="_1836491398" r:id="rId14"/>
+                <o:OLEObject Type="Embed" ProgID="Equation.DSMT4" ShapeID="_x0000_i1027" DrawAspect="Content" ObjectID="_1840014962" r:id="rId14"/>
               </w:object>
             </w:r>
           </w:p>
@@ -5957,10 +6034,10 @@
                 <w:szCs w:val="21"/>
               </w:rPr>
               <w:object w:dxaOrig="480" w:dyaOrig="320" w14:anchorId="6D471EF5">
-                <v:shape id="_x0000_i1028" type="#_x0000_t75" style="width:24.75pt;height:15.9pt" o:ole="">
+                <v:shape id="_x0000_i1028" type="#_x0000_t75" style="width:24.6pt;height:15.95pt" o:ole="">
                   <v:imagedata r:id="rId15" o:title=""/>
                 </v:shape>
-                <o:OLEObject Type="Embed" ProgID="Equation.DSMT4" ShapeID="_x0000_i1028" DrawAspect="Content" ObjectID="_1836491399" r:id="rId16"/>
+                <o:OLEObject Type="Embed" ProgID="Equation.DSMT4" ShapeID="_x0000_i1028" DrawAspect="Content" ObjectID="_1840014963" r:id="rId16"/>
               </w:object>
             </w:r>
           </w:p>
@@ -6021,10 +6098,10 @@
                 <w:szCs w:val="21"/>
               </w:rPr>
               <w:object w:dxaOrig="480" w:dyaOrig="320" w14:anchorId="611738FA">
-                <v:shape id="_x0000_i1029" type="#_x0000_t75" style="width:24.75pt;height:15.9pt" o:ole="">
+                <v:shape id="_x0000_i1029" type="#_x0000_t75" style="width:24.6pt;height:15.95pt" o:ole="">
                   <v:imagedata r:id="rId17" o:title=""/>
                 </v:shape>
-                <o:OLEObject Type="Embed" ProgID="Equation.DSMT4" ShapeID="_x0000_i1029" DrawAspect="Content" ObjectID="_1836491400" r:id="rId18"/>
+                <o:OLEObject Type="Embed" ProgID="Equation.DSMT4" ShapeID="_x0000_i1029" DrawAspect="Content" ObjectID="_1840014964" r:id="rId18"/>
               </w:object>
             </w:r>
           </w:p>
@@ -6085,10 +6162,10 @@
                 <w:szCs w:val="21"/>
               </w:rPr>
               <w:object w:dxaOrig="340" w:dyaOrig="320" w14:anchorId="0027FA4C">
-                <v:shape id="_x0000_i1030" type="#_x0000_t75" style="width:15.9pt;height:15.9pt" o:ole="">
+                <v:shape id="_x0000_i1030" type="#_x0000_t75" style="width:15.95pt;height:15.95pt" o:ole="">
                   <v:imagedata r:id="rId19" o:title=""/>
                 </v:shape>
-                <o:OLEObject Type="Embed" ProgID="Equation.DSMT4" ShapeID="_x0000_i1030" DrawAspect="Content" ObjectID="_1836491401" r:id="rId20"/>
+                <o:OLEObject Type="Embed" ProgID="Equation.DSMT4" ShapeID="_x0000_i1030" DrawAspect="Content" ObjectID="_1840014965" r:id="rId20"/>
               </w:object>
             </w:r>
           </w:p>
@@ -6166,10 +6243,10 @@
                 <w:szCs w:val="21"/>
               </w:rPr>
               <w:object w:dxaOrig="320" w:dyaOrig="320" w14:anchorId="1215CBB7">
-                <v:shape id="_x0000_i1031" type="#_x0000_t75" style="width:15.9pt;height:15.9pt" o:ole="">
+                <v:shape id="_x0000_i1031" type="#_x0000_t75" style="width:15.95pt;height:15.95pt" o:ole="">
                   <v:imagedata r:id="rId21" o:title=""/>
                 </v:shape>
-                <o:OLEObject Type="Embed" ProgID="Equation.DSMT4" ShapeID="_x0000_i1031" DrawAspect="Content" ObjectID="_1836491402" r:id="rId22"/>
+                <o:OLEObject Type="Embed" ProgID="Equation.DSMT4" ShapeID="_x0000_i1031" DrawAspect="Content" ObjectID="_1840014966" r:id="rId22"/>
               </w:object>
             </w:r>
           </w:p>
@@ -6230,10 +6307,10 @@
                 <w:szCs w:val="21"/>
               </w:rPr>
               <w:object w:dxaOrig="320" w:dyaOrig="320" w14:anchorId="78CF2F54">
-                <v:shape id="_x0000_i1032" type="#_x0000_t75" style="width:15.9pt;height:15.9pt" o:ole="">
+                <v:shape id="_x0000_i1032" type="#_x0000_t75" style="width:15.95pt;height:15.95pt" o:ole="">
                   <v:imagedata r:id="rId23" o:title=""/>
                 </v:shape>
-                <o:OLEObject Type="Embed" ProgID="Equation.DSMT4" ShapeID="_x0000_i1032" DrawAspect="Content" ObjectID="_1836491403" r:id="rId24"/>
+                <o:OLEObject Type="Embed" ProgID="Equation.DSMT4" ShapeID="_x0000_i1032" DrawAspect="Content" ObjectID="_1840014967" r:id="rId24"/>
               </w:object>
             </w:r>
           </w:p>
@@ -7360,13 +7437,7 @@
         </w:tc>
       </w:tr>
     </w:tbl>
-    <w:p>
-      <w:pPr>
-        <w:rPr>
-          <w:rFonts w:hint="eastAsia"/>
-        </w:rPr>
-      </w:pPr>
-    </w:p>
+    <w:p/>
     <w:p>
       <w:pPr>
         <w:pStyle w:val="1"/>
@@ -7434,9 +7505,6 @@
     <w:p>
       <w:pPr>
         <w:ind w:firstLineChars="200" w:firstLine="480"/>
-        <w:rPr>
-          <w:rFonts w:hint="eastAsia"/>
-        </w:rPr>
       </w:pPr>
       <w:r>
         <w:rPr>
@@ -7528,14 +7596,9 @@
 </file>
 
 <file path=word/endnotes.xml><?xml version="1.0" encoding="utf-8"?>
-<w:endnotes xmlns:wpc="http://schemas.microsoft.com/office/word/2010/wordprocessingCanvas" xmlns:cx="http://schemas.microsoft.com/office/drawing/2014/chartex" xmlns:cx1="http://schemas.microsoft.com/office/drawing/2015/9/8/chartex" xmlns:cx2="http://schemas.microsoft.com/office/drawing/2015/10/21/chartex" xmlns:cx3="http://schemas.microsoft.com/office/drawing/2016/5/9/chartex" xmlns:cx4="http://schemas.microsoft.com/office/drawing/2016/5/10/chartex" xmlns:cx5="http://schemas.microsoft.com/office/drawing/2016/5/11/chartex" xmlns:cx6="http://schemas.microsoft.com/office/drawing/2016/5/12/chartex" xmlns:cx7="http://schemas.microsoft.com/office/drawing/2016/5/13/chartex" xmlns:cx8="http://schemas.microsoft.com/office/drawing/2016/5/14/chartex" xmlns:mc="http://schemas.openxmlformats.org/markup-compatibility/2006" xmlns:aink="http://schemas.microsoft.com/office/drawing/2016/ink" xmlns:am3d="http://schemas.microsoft.com/office/drawing/2017/model3d" xmlns:o="urn:schemas-microsoft-com:office:office" xmlns:oel="http://schemas.microsoft.com/office/2019/extlst" xmlns:r="http://schemas.openxmlformats.org/officeDocument/2006/relationships" xmlns:m="http://schemas.openxmlformats.org/officeDocument/2006/math" xmlns:v="urn:schemas-microsoft-com:vml" xmlns:wp14="http://schemas.microsoft.com/office/word/2010/wordprocessingDrawing" xmlns:wp="http://schemas.openxmlformats.org/drawingml/2006/wordprocessingDrawing" xmlns:w10="urn:schemas-microsoft-com:office:word" xmlns:w="http://schemas.openxmlformats.org/wordprocessingml/2006/main" xmlns:w14="http://schemas.microsoft.com/office/word/2010/wordml" xmlns:w15="http://schemas.microsoft.com/office/word/2012/wordml" xmlns:w16cex="http://schemas.microsoft.com/office/word/2018/wordml/cex" xmlns:w16cid="http://schemas.microsoft.com/office/word/2016/wordml/cid" xmlns:w16="http://schemas.microsoft.com/office/word/2018/wordml" xmlns:w16du="http://schemas.microsoft.com/office/word/2023/wordml/word16du" xmlns:w16sdtdh="http://schemas.microsoft.com/office/word/2020/wordml/sdtdatahash" xmlns:w16sdtfl="http://schemas.microsoft.com/office/word/2024/wordml/sdtformatlock" xmlns:w16se="http://schemas.microsoft.com/office/word/2015/wordml/symex" xmlns:wpg="http://schemas.microsoft.com/office/word/2010/wordprocessingGroup" xmlns:wpi="http://schemas.microsoft.com/office/word/2010/wordprocessingInk" xmlns:wne="http://schemas.microsoft.com/office/word/2006/wordml" xmlns:wps="http://schemas.microsoft.com/office/word/2010/wordprocessingShape" mc:Ignorable="w14 w15 w16se w16cid w16 w16cex w16sdtdh w16sdtfl w16du wp14">
+<w:endnotes xmlns:wpc="http://schemas.microsoft.com/office/word/2010/wordprocessingCanvas" xmlns:cx="http://schemas.microsoft.com/office/drawing/2014/chartex" xmlns:cx1="http://schemas.microsoft.com/office/drawing/2015/9/8/chartex" xmlns:cx2="http://schemas.microsoft.com/office/drawing/2015/10/21/chartex" xmlns:cx3="http://schemas.microsoft.com/office/drawing/2016/5/9/chartex" xmlns:cx4="http://schemas.microsoft.com/office/drawing/2016/5/10/chartex" xmlns:cx5="http://schemas.microsoft.com/office/drawing/2016/5/11/chartex" xmlns:cx6="http://schemas.microsoft.com/office/drawing/2016/5/12/chartex" xmlns:cx7="http://schemas.microsoft.com/office/drawing/2016/5/13/chartex" xmlns:cx8="http://schemas.microsoft.com/office/drawing/2016/5/14/chartex" xmlns:mc="http://schemas.openxmlformats.org/markup-compatibility/2006" xmlns:aink="http://schemas.microsoft.com/office/drawing/2016/ink" xmlns:am3d="http://schemas.microsoft.com/office/drawing/2017/model3d" xmlns:o="urn:schemas-microsoft-com:office:office" xmlns:oel="http://schemas.microsoft.com/office/2019/extlst" xmlns:r="http://schemas.openxmlformats.org/officeDocument/2006/relationships" xmlns:m="http://schemas.openxmlformats.org/officeDocument/2006/math" xmlns:v="urn:schemas-microsoft-com:vml" xmlns:wp14="http://schemas.microsoft.com/office/word/2010/wordprocessingDrawing" xmlns:wp="http://schemas.openxmlformats.org/drawingml/2006/wordprocessingDrawing" xmlns:w10="urn:schemas-microsoft-com:office:word" xmlns:w="http://schemas.openxmlformats.org/wordprocessingml/2006/main" xmlns:w14="http://schemas.microsoft.com/office/word/2010/wordml" xmlns:w15="http://schemas.microsoft.com/office/word/2012/wordml" xmlns:w16cex="http://schemas.microsoft.com/office/word/2018/wordml/cex" xmlns:w16cid="http://schemas.microsoft.com/office/word/2016/wordml/cid" xmlns:w16="http://schemas.microsoft.com/office/word/2018/wordml" xmlns:w16sdtdh="http://schemas.microsoft.com/office/word/2020/wordml/sdtdatahash" xmlns:w16se="http://schemas.microsoft.com/office/word/2015/wordml/symex" xmlns:wpg="http://schemas.microsoft.com/office/word/2010/wordprocessingGroup" xmlns:wpi="http://schemas.microsoft.com/office/word/2010/wordprocessingInk" xmlns:wne="http://schemas.microsoft.com/office/word/2006/wordml" xmlns:wps="http://schemas.microsoft.com/office/word/2010/wordprocessingShape" mc:Ignorable="w14 w15 w16se w16cid w16 w16cex w16sdtdh wp14">
   <w:endnote w:type="separator" w:id="-1">
     <w:p>
-      <w:pPr>
-        <w:rPr>
-          <w:rFonts w:hint="eastAsia"/>
-        </w:rPr>
-      </w:pPr>
       <w:r>
         <w:separator/>
       </w:r>
@@ -7543,11 +7606,6 @@
   </w:endnote>
   <w:endnote w:type="continuationSeparator" w:id="0">
     <w:p>
-      <w:pPr>
-        <w:rPr>
-          <w:rFonts w:hint="eastAsia"/>
-        </w:rPr>
-      </w:pPr>
       <w:r>
         <w:continuationSeparator/>
       </w:r>
@@ -7557,14 +7615,9 @@
 </file>
 
 <file path=word/footnotes.xml><?xml version="1.0" encoding="utf-8"?>
-<w:footnotes xmlns:wpc="http://schemas.microsoft.com/office/word/2010/wordprocessingCanvas" xmlns:cx="http://schemas.microsoft.com/office/drawing/2014/chartex" xmlns:cx1="http://schemas.microsoft.com/office/drawing/2015/9/8/chartex" xmlns:cx2="http://schemas.microsoft.com/office/drawing/2015/10/21/chartex" xmlns:cx3="http://schemas.microsoft.com/office/drawing/2016/5/9/chartex" xmlns:cx4="http://schemas.microsoft.com/office/drawing/2016/5/10/chartex" xmlns:cx5="http://schemas.microsoft.com/office/drawing/2016/5/11/chartex" xmlns:cx6="http://schemas.microsoft.com/office/drawing/2016/5/12/chartex" xmlns:cx7="http://schemas.microsoft.com/office/drawing/2016/5/13/chartex" xmlns:cx8="http://schemas.microsoft.com/office/drawing/2016/5/14/chartex" xmlns:mc="http://schemas.openxmlformats.org/markup-compatibility/2006" xmlns:aink="http://schemas.microsoft.com/office/drawing/2016/ink" xmlns:am3d="http://schemas.microsoft.com/office/drawing/2017/model3d" xmlns:o="urn:schemas-microsoft-com:office:office" xmlns:oel="http://schemas.microsoft.com/office/2019/extlst" xmlns:r="http://schemas.openxmlformats.org/officeDocument/2006/relationships" xmlns:m="http://schemas.openxmlformats.org/officeDocument/2006/math" xmlns:v="urn:schemas-microsoft-com:vml" xmlns:wp14="http://schemas.microsoft.com/office/word/2010/wordprocessingDrawing" xmlns:wp="http://schemas.openxmlformats.org/drawingml/2006/wordprocessingDrawing" xmlns:w10="urn:schemas-microsoft-com:office:word" xmlns:w="http://schemas.openxmlformats.org/wordprocessingml/2006/main" xmlns:w14="http://schemas.microsoft.com/office/word/2010/wordml" xmlns:w15="http://schemas.microsoft.com/office/word/2012/wordml" xmlns:w16cex="http://schemas.microsoft.com/office/word/2018/wordml/cex" xmlns:w16cid="http://schemas.microsoft.com/office/word/2016/wordml/cid" xmlns:w16="http://schemas.microsoft.com/office/word/2018/wordml" xmlns:w16du="http://schemas.microsoft.com/office/word/2023/wordml/word16du" xmlns:w16sdtdh="http://schemas.microsoft.com/office/word/2020/wordml/sdtdatahash" xmlns:w16sdtfl="http://schemas.microsoft.com/office/word/2024/wordml/sdtformatlock" xmlns:w16se="http://schemas.microsoft.com/office/word/2015/wordml/symex" xmlns:wpg="http://schemas.microsoft.com/office/word/2010/wordprocessingGroup" xmlns:wpi="http://schemas.microsoft.com/office/word/2010/wordprocessingInk" xmlns:wne="http://schemas.microsoft.com/office/word/2006/wordml" xmlns:wps="http://schemas.microsoft.com/office/word/2010/wordprocessingShape" mc:Ignorable="w14 w15 w16se w16cid w16 w16cex w16sdtdh w16sdtfl w16du wp14">
+<w:footnotes xmlns:wpc="http://schemas.microsoft.com/office/word/2010/wordprocessingCanvas" xmlns:cx="http://schemas.microsoft.com/office/drawing/2014/chartex" xmlns:cx1="http://schemas.microsoft.com/office/drawing/2015/9/8/chartex" xmlns:cx2="http://schemas.microsoft.com/office/drawing/2015/10/21/chartex" xmlns:cx3="http://schemas.microsoft.com/office/drawing/2016/5/9/chartex" xmlns:cx4="http://schemas.microsoft.com/office/drawing/2016/5/10/chartex" xmlns:cx5="http://schemas.microsoft.com/office/drawing/2016/5/11/chartex" xmlns:cx6="http://schemas.microsoft.com/office/drawing/2016/5/12/chartex" xmlns:cx7="http://schemas.microsoft.com/office/drawing/2016/5/13/chartex" xmlns:cx8="http://schemas.microsoft.com/office/drawing/2016/5/14/chartex" xmlns:mc="http://schemas.openxmlformats.org/markup-compatibility/2006" xmlns:aink="http://schemas.microsoft.com/office/drawing/2016/ink" xmlns:am3d="http://schemas.microsoft.com/office/drawing/2017/model3d" xmlns:o="urn:schemas-microsoft-com:office:office" xmlns:oel="http://schemas.microsoft.com/office/2019/extlst" xmlns:r="http://schemas.openxmlformats.org/officeDocument/2006/relationships" xmlns:m="http://schemas.openxmlformats.org/officeDocument/2006/math" xmlns:v="urn:schemas-microsoft-com:vml" xmlns:wp14="http://schemas.microsoft.com/office/word/2010/wordprocessingDrawing" xmlns:wp="http://schemas.openxmlformats.org/drawingml/2006/wordprocessingDrawing" xmlns:w10="urn:schemas-microsoft-com:office:word" xmlns:w="http://schemas.openxmlformats.org/wordprocessingml/2006/main" xmlns:w14="http://schemas.microsoft.com/office/word/2010/wordml" xmlns:w15="http://schemas.microsoft.com/office/word/2012/wordml" xmlns:w16cex="http://schemas.microsoft.com/office/word/2018/wordml/cex" xmlns:w16cid="http://schemas.microsoft.com/office/word/2016/wordml/cid" xmlns:w16="http://schemas.microsoft.com/office/word/2018/wordml" xmlns:w16sdtdh="http://schemas.microsoft.com/office/word/2020/wordml/sdtdatahash" xmlns:w16se="http://schemas.microsoft.com/office/word/2015/wordml/symex" xmlns:wpg="http://schemas.microsoft.com/office/word/2010/wordprocessingGroup" xmlns:wpi="http://schemas.microsoft.com/office/word/2010/wordprocessingInk" xmlns:wne="http://schemas.microsoft.com/office/word/2006/wordml" xmlns:wps="http://schemas.microsoft.com/office/word/2010/wordprocessingShape" mc:Ignorable="w14 w15 w16se w16cid w16 w16cex w16sdtdh wp14">
   <w:footnote w:type="separator" w:id="-1">
     <w:p>
-      <w:pPr>
-        <w:rPr>
-          <w:rFonts w:hint="eastAsia"/>
-        </w:rPr>
-      </w:pPr>
       <w:r>
         <w:separator/>
       </w:r>
@@ -7572,11 +7625,6 @@
   </w:footnote>
   <w:footnote w:type="continuationSeparator" w:id="0">
     <w:p>
-      <w:pPr>
-        <w:rPr>
-          <w:rFonts w:hint="eastAsia"/>
-        </w:rPr>
-      </w:pPr>
       <w:r>
         <w:continuationSeparator/>
       </w:r>
@@ -7586,7 +7634,7 @@
 </file>
 
 <file path=word/numbering.xml><?xml version="1.0" encoding="utf-8"?>
-<w:numbering xmlns:wpc="http://schemas.microsoft.com/office/word/2010/wordprocessingCanvas" xmlns:cx="http://schemas.microsoft.com/office/drawing/2014/chartex" xmlns:cx1="http://schemas.microsoft.com/office/drawing/2015/9/8/chartex" xmlns:cx2="http://schemas.microsoft.com/office/drawing/2015/10/21/chartex" xmlns:cx3="http://schemas.microsoft.com/office/drawing/2016/5/9/chartex" xmlns:cx4="http://schemas.microsoft.com/office/drawing/2016/5/10/chartex" xmlns:cx5="http://schemas.microsoft.com/office/drawing/2016/5/11/chartex" xmlns:cx6="http://schemas.microsoft.com/office/drawing/2016/5/12/chartex" xmlns:cx7="http://schemas.microsoft.com/office/drawing/2016/5/13/chartex" xmlns:cx8="http://schemas.microsoft.com/office/drawing/2016/5/14/chartex" xmlns:mc="http://schemas.openxmlformats.org/markup-compatibility/2006" xmlns:aink="http://schemas.microsoft.com/office/drawing/2016/ink" xmlns:am3d="http://schemas.microsoft.com/office/drawing/2017/model3d" xmlns:o="urn:schemas-microsoft-com:office:office" xmlns:oel="http://schemas.microsoft.com/office/2019/extlst" xmlns:r="http://schemas.openxmlformats.org/officeDocument/2006/relationships" xmlns:m="http://schemas.openxmlformats.org/officeDocument/2006/math" xmlns:v="urn:schemas-microsoft-com:vml" xmlns:wp14="http://schemas.microsoft.com/office/word/2010/wordprocessingDrawing" xmlns:wp="http://schemas.openxmlformats.org/drawingml/2006/wordprocessingDrawing" xmlns:w10="urn:schemas-microsoft-com:office:word" xmlns:w="http://schemas.openxmlformats.org/wordprocessingml/2006/main" xmlns:w14="http://schemas.microsoft.com/office/word/2010/wordml" xmlns:w15="http://schemas.microsoft.com/office/word/2012/wordml" xmlns:w16cex="http://schemas.microsoft.com/office/word/2018/wordml/cex" xmlns:w16cid="http://schemas.microsoft.com/office/word/2016/wordml/cid" xmlns:w16="http://schemas.microsoft.com/office/word/2018/wordml" xmlns:w16du="http://schemas.microsoft.com/office/word/2023/wordml/word16du" xmlns:w16sdtdh="http://schemas.microsoft.com/office/word/2020/wordml/sdtdatahash" xmlns:w16sdtfl="http://schemas.microsoft.com/office/word/2024/wordml/sdtformatlock" xmlns:w16se="http://schemas.microsoft.com/office/word/2015/wordml/symex" xmlns:wpg="http://schemas.microsoft.com/office/word/2010/wordprocessingGroup" xmlns:wpi="http://schemas.microsoft.com/office/word/2010/wordprocessingInk" xmlns:wne="http://schemas.microsoft.com/office/word/2006/wordml" xmlns:wps="http://schemas.microsoft.com/office/word/2010/wordprocessingShape" mc:Ignorable="w14 w15 w16se w16cid w16 w16cex w16sdtdh w16sdtfl w16du wp14">
+<w:numbering xmlns:wpc="http://schemas.microsoft.com/office/word/2010/wordprocessingCanvas" xmlns:cx="http://schemas.microsoft.com/office/drawing/2014/chartex" xmlns:cx1="http://schemas.microsoft.com/office/drawing/2015/9/8/chartex" xmlns:cx2="http://schemas.microsoft.com/office/drawing/2015/10/21/chartex" xmlns:cx3="http://schemas.microsoft.com/office/drawing/2016/5/9/chartex" xmlns:cx4="http://schemas.microsoft.com/office/drawing/2016/5/10/chartex" xmlns:cx5="http://schemas.microsoft.com/office/drawing/2016/5/11/chartex" xmlns:cx6="http://schemas.microsoft.com/office/drawing/2016/5/12/chartex" xmlns:cx7="http://schemas.microsoft.com/office/drawing/2016/5/13/chartex" xmlns:cx8="http://schemas.microsoft.com/office/drawing/2016/5/14/chartex" xmlns:mc="http://schemas.openxmlformats.org/markup-compatibility/2006" xmlns:aink="http://schemas.microsoft.com/office/drawing/2016/ink" xmlns:am3d="http://schemas.microsoft.com/office/drawing/2017/model3d" xmlns:o="urn:schemas-microsoft-com:office:office" xmlns:oel="http://schemas.microsoft.com/office/2019/extlst" xmlns:r="http://schemas.openxmlformats.org/officeDocument/2006/relationships" xmlns:m="http://schemas.openxmlformats.org/officeDocument/2006/math" xmlns:v="urn:schemas-microsoft-com:vml" xmlns:wp14="http://schemas.microsoft.com/office/word/2010/wordprocessingDrawing" xmlns:wp="http://schemas.openxmlformats.org/drawingml/2006/wordprocessingDrawing" xmlns:w10="urn:schemas-microsoft-com:office:word" xmlns:w="http://schemas.openxmlformats.org/wordprocessingml/2006/main" xmlns:w14="http://schemas.microsoft.com/office/word/2010/wordml" xmlns:w15="http://schemas.microsoft.com/office/word/2012/wordml" xmlns:w16cex="http://schemas.microsoft.com/office/word/2018/wordml/cex" xmlns:w16cid="http://schemas.microsoft.com/office/word/2016/wordml/cid" xmlns:w16="http://schemas.microsoft.com/office/word/2018/wordml" xmlns:w16sdtdh="http://schemas.microsoft.com/office/word/2020/wordml/sdtdatahash" xmlns:w16se="http://schemas.microsoft.com/office/word/2015/wordml/symex" xmlns:wpg="http://schemas.microsoft.com/office/word/2010/wordprocessingGroup" xmlns:wpi="http://schemas.microsoft.com/office/word/2010/wordprocessingInk" xmlns:wne="http://schemas.microsoft.com/office/word/2006/wordml" xmlns:wps="http://schemas.microsoft.com/office/word/2010/wordprocessingShape" mc:Ignorable="w14 w15 w16se w16cid w16 w16cex w16sdtdh wp14">
   <w:abstractNum w:abstractNumId="0" w15:restartNumberingAfterBreak="0">
     <w:nsid w:val="01A12F45"/>
     <w:multiLevelType w:val="hybridMultilevel"/>
@@ -8880,7 +8928,7 @@
 </file>
 
 <file path=word/people.xml><?xml version="1.0" encoding="utf-8"?>
-<w15:people xmlns:wpc="http://schemas.microsoft.com/office/word/2010/wordprocessingCanvas" xmlns:cx="http://schemas.microsoft.com/office/drawing/2014/chartex" xmlns:cx1="http://schemas.microsoft.com/office/drawing/2015/9/8/chartex" xmlns:cx2="http://schemas.microsoft.com/office/drawing/2015/10/21/chartex" xmlns:cx3="http://schemas.microsoft.com/office/drawing/2016/5/9/chartex" xmlns:cx4="http://schemas.microsoft.com/office/drawing/2016/5/10/chartex" xmlns:cx5="http://schemas.microsoft.com/office/drawing/2016/5/11/chartex" xmlns:cx6="http://schemas.microsoft.com/office/drawing/2016/5/12/chartex" xmlns:cx7="http://schemas.microsoft.com/office/drawing/2016/5/13/chartex" xmlns:cx8="http://schemas.microsoft.com/office/drawing/2016/5/14/chartex" xmlns:mc="http://schemas.openxmlformats.org/markup-compatibility/2006" xmlns:aink="http://schemas.microsoft.com/office/drawing/2016/ink" xmlns:am3d="http://schemas.microsoft.com/office/drawing/2017/model3d" xmlns:o="urn:schemas-microsoft-com:office:office" xmlns:oel="http://schemas.microsoft.com/office/2019/extlst" xmlns:r="http://schemas.openxmlformats.org/officeDocument/2006/relationships" xmlns:m="http://schemas.openxmlformats.org/officeDocument/2006/math" xmlns:v="urn:schemas-microsoft-com:vml" xmlns:wp14="http://schemas.microsoft.com/office/word/2010/wordprocessingDrawing" xmlns:wp="http://schemas.openxmlformats.org/drawingml/2006/wordprocessingDrawing" xmlns:w10="urn:schemas-microsoft-com:office:word" xmlns:w="http://schemas.openxmlformats.org/wordprocessingml/2006/main" xmlns:w14="http://schemas.microsoft.com/office/word/2010/wordml" xmlns:w15="http://schemas.microsoft.com/office/word/2012/wordml" xmlns:w16cex="http://schemas.microsoft.com/office/word/2018/wordml/cex" xmlns:w16cid="http://schemas.microsoft.com/office/word/2016/wordml/cid" xmlns:w16="http://schemas.microsoft.com/office/word/2018/wordml" xmlns:w16du="http://schemas.microsoft.com/office/word/2023/wordml/word16du" xmlns:w16sdtdh="http://schemas.microsoft.com/office/word/2020/wordml/sdtdatahash" xmlns:w16sdtfl="http://schemas.microsoft.com/office/word/2024/wordml/sdtformatlock" xmlns:w16se="http://schemas.microsoft.com/office/word/2015/wordml/symex" xmlns:wpg="http://schemas.microsoft.com/office/word/2010/wordprocessingGroup" xmlns:wpi="http://schemas.microsoft.com/office/word/2010/wordprocessingInk" xmlns:wne="http://schemas.microsoft.com/office/word/2006/wordml" xmlns:wps="http://schemas.microsoft.com/office/word/2010/wordprocessingShape" mc:Ignorable="w14 w15 w16se w16cid w16 w16cex w16sdtdh w16sdtfl w16du wp14">
+<w15:people xmlns:wpc="http://schemas.microsoft.com/office/word/2010/wordprocessingCanvas" xmlns:cx="http://schemas.microsoft.com/office/drawing/2014/chartex" xmlns:cx1="http://schemas.microsoft.com/office/drawing/2015/9/8/chartex" xmlns:cx2="http://schemas.microsoft.com/office/drawing/2015/10/21/chartex" xmlns:cx3="http://schemas.microsoft.com/office/drawing/2016/5/9/chartex" xmlns:cx4="http://schemas.microsoft.com/office/drawing/2016/5/10/chartex" xmlns:cx5="http://schemas.microsoft.com/office/drawing/2016/5/11/chartex" xmlns:cx6="http://schemas.microsoft.com/office/drawing/2016/5/12/chartex" xmlns:cx7="http://schemas.microsoft.com/office/drawing/2016/5/13/chartex" xmlns:cx8="http://schemas.microsoft.com/office/drawing/2016/5/14/chartex" xmlns:mc="http://schemas.openxmlformats.org/markup-compatibility/2006" xmlns:aink="http://schemas.microsoft.com/office/drawing/2016/ink" xmlns:am3d="http://schemas.microsoft.com/office/drawing/2017/model3d" xmlns:o="urn:schemas-microsoft-com:office:office" xmlns:oel="http://schemas.microsoft.com/office/2019/extlst" xmlns:r="http://schemas.openxmlformats.org/officeDocument/2006/relationships" xmlns:m="http://schemas.openxmlformats.org/officeDocument/2006/math" xmlns:v="urn:schemas-microsoft-com:vml" xmlns:wp14="http://schemas.microsoft.com/office/word/2010/wordprocessingDrawing" xmlns:wp="http://schemas.openxmlformats.org/drawingml/2006/wordprocessingDrawing" xmlns:w10="urn:schemas-microsoft-com:office:word" xmlns:w="http://schemas.openxmlformats.org/wordprocessingml/2006/main" xmlns:w14="http://schemas.microsoft.com/office/word/2010/wordml" xmlns:w15="http://schemas.microsoft.com/office/word/2012/wordml" xmlns:w16cex="http://schemas.microsoft.com/office/word/2018/wordml/cex" xmlns:w16cid="http://schemas.microsoft.com/office/word/2016/wordml/cid" xmlns:w16="http://schemas.microsoft.com/office/word/2018/wordml" xmlns:w16sdtdh="http://schemas.microsoft.com/office/word/2020/wordml/sdtdatahash" xmlns:w16se="http://schemas.microsoft.com/office/word/2015/wordml/symex" xmlns:wpg="http://schemas.microsoft.com/office/word/2010/wordprocessingGroup" xmlns:wpi="http://schemas.microsoft.com/office/word/2010/wordprocessingInk" xmlns:wne="http://schemas.microsoft.com/office/word/2006/wordml" xmlns:wps="http://schemas.microsoft.com/office/word/2010/wordprocessingShape" mc:Ignorable="w14 w15 w16se w16cid w16 w16cex w16sdtdh wp14">
   <w15:person w15:author="SHENG Y">
     <w15:presenceInfo w15:providerId="Windows Live" w15:userId="bcfaa79469189c47"/>
   </w15:person>
@@ -8888,7 +8936,7 @@
 </file>
 
 <file path=word/styles.xml><?xml version="1.0" encoding="utf-8"?>
-<w:styles xmlns:mc="http://schemas.openxmlformats.org/markup-compatibility/2006" xmlns:r="http://schemas.openxmlformats.org/officeDocument/2006/relationships" xmlns:w="http://schemas.openxmlformats.org/wordprocessingml/2006/main" xmlns:w14="http://schemas.microsoft.com/office/word/2010/wordml" xmlns:w15="http://schemas.microsoft.com/office/word/2012/wordml" xmlns:w16cex="http://schemas.microsoft.com/office/word/2018/wordml/cex" xmlns:w16cid="http://schemas.microsoft.com/office/word/2016/wordml/cid" xmlns:w16="http://schemas.microsoft.com/office/word/2018/wordml" xmlns:w16du="http://schemas.microsoft.com/office/word/2023/wordml/word16du" xmlns:w16sdtdh="http://schemas.microsoft.com/office/word/2020/wordml/sdtdatahash" xmlns:w16sdtfl="http://schemas.microsoft.com/office/word/2024/wordml/sdtformatlock" xmlns:w16se="http://schemas.microsoft.com/office/word/2015/wordml/symex" mc:Ignorable="w14 w15 w16se w16cid w16 w16cex w16sdtdh w16sdtfl w16du">
+<w:styles xmlns:mc="http://schemas.openxmlformats.org/markup-compatibility/2006" xmlns:r="http://schemas.openxmlformats.org/officeDocument/2006/relationships" xmlns:w="http://schemas.openxmlformats.org/wordprocessingml/2006/main" xmlns:w14="http://schemas.microsoft.com/office/word/2010/wordml" xmlns:w15="http://schemas.microsoft.com/office/word/2012/wordml" xmlns:w16cex="http://schemas.microsoft.com/office/word/2018/wordml/cex" xmlns:w16cid="http://schemas.microsoft.com/office/word/2016/wordml/cid" xmlns:w16="http://schemas.microsoft.com/office/word/2018/wordml" xmlns:w16sdtdh="http://schemas.microsoft.com/office/word/2020/wordml/sdtdatahash" xmlns:w16se="http://schemas.microsoft.com/office/word/2015/wordml/symex" mc:Ignorable="w14 w15 w16se w16cid w16 w16cex w16sdtdh">
   <w:docDefaults>
     <w:rPrDefault>
       <w:rPr>
